--- a/scribble/scribble/report_templates/default.docx
+++ b/scribble/scribble/report_templates/default.docx
@@ -428,6 +428,30 @@
     </w:tbl>
     <w:p>
       <w:r>
+        <w:t>{% if f.status_label %}</w:t>
+      </w:r>
+    </w:p>
+    <w:p>
+      <w:r>
+        <w:rPr>
+          <w:i/>
+        </w:rPr>
+        <w:t xml:space="preserve">Status: </w:t>
+      </w:r>
+      <w:r>
+        <w:rPr>
+          <w:b/>
+        </w:rPr>
+        <w:t>{{ f.status_label }}</w:t>
+      </w:r>
+    </w:p>
+    <w:p>
+      <w:r>
+        <w:t>{% endif %}</w:t>
+      </w:r>
+    </w:p>
+    <w:p>
+      <w:r>
         <w:t>{{r f.body }}</w:t>
       </w:r>
     </w:p>
